--- a/Ispravljena prijavaRS2.docx
+++ b/Ispravljena prijavaRS2.docx
@@ -1015,11 +1015,9 @@
           <w:pPr>
             <w:pStyle w:val="Naslovsadraja"/>
           </w:pPr>
-          <w:proofErr w:type="spellStart"/>
           <w:r>
             <w:t>Sadržaj</w:t>
           </w:r>
-          <w:proofErr w:type="spellEnd"/>
         </w:p>
         <w:p>
           <w:pPr>
@@ -2743,11 +2741,9 @@
       <w:r>
         <w:t xml:space="preserve"> korisnicima brz i jednostavan pristup raznim receptima. </w:t>
       </w:r>
-      <w:proofErr w:type="spellStart"/>
-      <w:r>
-        <w:t>Korisnk</w:t>
-      </w:r>
-      <w:proofErr w:type="spellEnd"/>
+      <w:r>
+        <w:t>Korisnik</w:t>
+      </w:r>
       <w:r>
         <w:t xml:space="preserve"> će imati pregled svih dostupnih recepata</w:t>
       </w:r>
@@ -2768,7 +2764,13 @@
       </w:r>
       <w:proofErr w:type="spellEnd"/>
       <w:r>
-        <w:t xml:space="preserve"> bar u koji korisnici mogu unijeti ključne riječi kako bi pronašli recepte koje traže</w:t>
+        <w:t xml:space="preserve"> bar u koji korisnici mogu unijeti ključne riječi</w:t>
+      </w:r>
+      <w:r>
+        <w:t xml:space="preserve"> za naziv i opis recepta</w:t>
+      </w:r>
+      <w:r>
+        <w:t xml:space="preserve"> kako bi pronašli recepte koje traže</w:t>
       </w:r>
       <w:r>
         <w:t>. Klikom na</w:t>
@@ -2794,13 +2796,19 @@
       <w:r>
         <w:t xml:space="preserve">Zatim imamo dugmad za filtriranje prema </w:t>
       </w:r>
-      <w:proofErr w:type="spellStart"/>
-      <w:r>
-        <w:t>kategorijiama</w:t>
-      </w:r>
-      <w:proofErr w:type="spellEnd"/>
+      <w:r>
+        <w:t>kategorijama</w:t>
+      </w:r>
       <w:r>
         <w:t>:</w:t>
+      </w:r>
+    </w:p>
+    <w:p>
+      <w:pPr>
+        <w:jc w:val="both"/>
+      </w:pPr>
+      <w:r>
+        <w:t>Kategorije:</w:t>
       </w:r>
     </w:p>
     <w:p>
@@ -2813,7 +2821,16 @@
         <w:jc w:val="both"/>
       </w:pPr>
       <w:r>
-        <w:t>Slatko – pregled svih recepata koji spadaju u kategoriju slatko,</w:t>
+        <w:t>Desert</w:t>
+      </w:r>
+      <w:r>
+        <w:t>– pregled svih recepata koji spadaju u kategoriju</w:t>
+      </w:r>
+      <w:r>
+        <w:t xml:space="preserve"> desert</w:t>
+      </w:r>
+      <w:r>
+        <w:t>,</w:t>
       </w:r>
     </w:p>
     <w:p>
@@ -2826,7 +2843,7 @@
         <w:jc w:val="both"/>
       </w:pPr>
       <w:r>
-        <w:t>Slano- pregled svih recepata koji spadaju u kategoriju slano,</w:t>
+        <w:t>Glavno jelo- pregled svih recepata koji spadaju u kategoriju glavno jelo,</w:t>
       </w:r>
     </w:p>
     <w:p>
@@ -2839,7 +2856,15 @@
         <w:jc w:val="both"/>
       </w:pPr>
       <w:r>
-        <w:t>Glavno jelo- pregled svih recepata koji spadaju u kategoriju glavno jelo,</w:t>
+        <w:t>Predjelo- pregled svih recepata koji spadaju u kategoriju predjelo,</w:t>
+      </w:r>
+    </w:p>
+    <w:p>
+      <w:pPr>
+        <w:jc w:val="both"/>
+      </w:pPr>
+      <w:r>
+        <w:t>Vrsta jela:</w:t>
       </w:r>
     </w:p>
     <w:p>
@@ -2847,12 +2872,51 @@
         <w:pStyle w:val="Paragrafspiska"/>
         <w:numPr>
           <w:ilvl w:val="0"/>
-          <w:numId w:val="5"/>
+          <w:numId w:val="10"/>
         </w:numPr>
         <w:jc w:val="both"/>
       </w:pPr>
       <w:r>
-        <w:t>Predjelo- pregled svih recepata koji spadaju u kategoriju predjelo,</w:t>
+        <w:t>Kolač-pregled svih recepata koji spadaju u vrstu jela kolač,</w:t>
+      </w:r>
+    </w:p>
+    <w:p>
+      <w:pPr>
+        <w:pStyle w:val="Paragrafspiska"/>
+        <w:numPr>
+          <w:ilvl w:val="0"/>
+          <w:numId w:val="10"/>
+        </w:numPr>
+        <w:jc w:val="both"/>
+      </w:pPr>
+      <w:r>
+        <w:t>Juha- pregled svih recepata koji spadaju u vrstu jela juha,</w:t>
+      </w:r>
+    </w:p>
+    <w:p>
+      <w:pPr>
+        <w:pStyle w:val="Paragrafspiska"/>
+        <w:numPr>
+          <w:ilvl w:val="0"/>
+          <w:numId w:val="10"/>
+        </w:numPr>
+        <w:jc w:val="both"/>
+      </w:pPr>
+      <w:r>
+        <w:t>Salata- pregled svih recepata koji spadaju u vrstu jela salata,</w:t>
+      </w:r>
+    </w:p>
+    <w:p>
+      <w:pPr>
+        <w:pStyle w:val="Paragrafspiska"/>
+        <w:numPr>
+          <w:ilvl w:val="0"/>
+          <w:numId w:val="10"/>
+        </w:numPr>
+        <w:jc w:val="both"/>
+      </w:pPr>
+      <w:r>
+        <w:t>I dr.</w:t>
       </w:r>
     </w:p>
     <w:p>
@@ -2993,6 +3057,7 @@
         <w:jc w:val="both"/>
       </w:pPr>
       <w:r>
+        <w:lastRenderedPageBreak/>
         <w:t>Na stranici će biti prikazane i preporuke recepata.</w:t>
       </w:r>
       <w:r>
@@ -3015,7 +3080,6 @@
         <w:rPr>
           <w:noProof/>
         </w:rPr>
-        <w:lastRenderedPageBreak/>
         <w:drawing>
           <wp:inline distT="0" distB="0" distL="0" distR="0" wp14:anchorId="06FCE61C" wp14:editId="38F0936B">
             <wp:extent cx="2910840" cy="4968240"/>
@@ -3115,19 +3179,15 @@
       <w:r>
         <w:t xml:space="preserve"> status </w:t>
       </w:r>
-      <w:proofErr w:type="spellStart"/>
-      <w:r>
-        <w:t>premium</w:t>
-      </w:r>
-      <w:proofErr w:type="spellEnd"/>
+      <w:r>
+        <w:t>Premium</w:t>
+      </w:r>
       <w:r>
         <w:t xml:space="preserve"> </w:t>
       </w:r>
-      <w:proofErr w:type="spellStart"/>
-      <w:r>
-        <w:t>korisnka</w:t>
-      </w:r>
-      <w:proofErr w:type="spellEnd"/>
+      <w:r>
+        <w:t>korisnika</w:t>
+      </w:r>
       <w:r>
         <w:t xml:space="preserve"> i imati će pristup ostalim zaključanim receptima bez dodatne kupovine.</w:t>
       </w:r>
@@ -3523,36 +3583,44 @@
       </w:r>
       <w:proofErr w:type="spellEnd"/>
       <w:r>
-        <w:t xml:space="preserve"> bar kako bi unio naziv recepta.</w:t>
-      </w:r>
-    </w:p>
-    <w:p>
-      <w:pPr>
-        <w:jc w:val="both"/>
-      </w:pPr>
-      <w:r>
-        <w:t xml:space="preserve">Korisnik unosi naziv recepta (npr. „musaka“) ili bilo koju ključnu riječ koja bi mogla biti sadržana u nazivu recepta. Nakon unosa riječi, korisnik može kliknuti da dugme za pretragu odnosno ikonu lupe kako bi pokrenuo pretragu. Rezultati pretrage se prikazuju kao na Slici 4..  Svi rezultati </w:t>
+        <w:t xml:space="preserve"> bar kako bi unio naziv</w:t>
+      </w:r>
+      <w:r>
+        <w:t xml:space="preserve"> ili opis</w:t>
+      </w:r>
+      <w:r>
+        <w:t xml:space="preserve"> recepta.</w:t>
+      </w:r>
+    </w:p>
+    <w:p>
+      <w:pPr>
+        <w:jc w:val="both"/>
+      </w:pPr>
+      <w:r>
+        <w:t>Korisnik unosi naziv recepta (npr. „musaka“) ili bilo koju ključnu riječ koja bi mogla biti sadržana u nazivu</w:t>
+      </w:r>
+      <w:r>
+        <w:t xml:space="preserve"> ili opisu</w:t>
+      </w:r>
+      <w:r>
+        <w:t xml:space="preserve"> recepta. Nakon unosa riječi, korisnik može kliknuti da dugme za pretragu odnosno ikonu lupe kako bi pokrenuo pretragu. Rezultati pretrage se prikazuju kao na Slici 4..  Svi </w:t>
       </w:r>
       <w:r>
         <w:lastRenderedPageBreak/>
-        <w:t xml:space="preserve">pretrage prikazuju osnovne </w:t>
-      </w:r>
-      <w:proofErr w:type="spellStart"/>
-      <w:r>
-        <w:t>infromacije</w:t>
-      </w:r>
-      <w:proofErr w:type="spellEnd"/>
+        <w:t xml:space="preserve">rezultati pretrage prikazuju osnovne </w:t>
+      </w:r>
+      <w:r>
+        <w:t>informacije</w:t>
+      </w:r>
       <w:r>
         <w:t xml:space="preserve"> o receptu, kao što su naziv, slika jela i kratki opis.</w:t>
       </w:r>
       <w:r>
         <w:t xml:space="preserve"> Pored osnovnih informacija o receptu, nalazi se i dugme „Pregled recepta“. Klikom na ovo dugme, korisnik može dobiti detaljniji prikaz recepta, kao što su sastojci, koraci za </w:t>
       </w:r>
-      <w:proofErr w:type="spellStart"/>
-      <w:r>
-        <w:t>priremu</w:t>
-      </w:r>
-      <w:proofErr w:type="spellEnd"/>
+      <w:r>
+        <w:t>pripremu</w:t>
+      </w:r>
       <w:r>
         <w:t xml:space="preserve"> jela. Pored svakog rezultata pretrage nalazi se ikona srce. Klikom na ovu ikonu, korisnik može dodati recept u svoju listu omiljenih recepata. </w:t>
       </w:r>
@@ -3666,14 +3734,15 @@
         <w:t>Pregled stavki koje su dodane u „Omiljeno“</w:t>
       </w:r>
       <w:r>
-        <w:t xml:space="preserve"> mobilna </w:t>
-      </w:r>
-      <w:proofErr w:type="spellStart"/>
-      <w:r>
-        <w:t>apliakcija</w:t>
+        <w:t xml:space="preserve"> mobilna aplik</w:t>
+      </w:r>
+      <w:r>
+        <w:t>a</w:t>
+      </w:r>
+      <w:r>
+        <w:t>cija</w:t>
       </w:r>
       <w:bookmarkEnd w:id="7"/>
-      <w:proofErr w:type="spellEnd"/>
     </w:p>
     <w:p>
       <w:pPr>
@@ -3903,6 +3972,9 @@
         <w:t>, telefona</w:t>
       </w:r>
       <w:r>
+        <w:t>, lozinke</w:t>
+      </w:r>
+      <w:r>
         <w:t>.</w:t>
       </w:r>
     </w:p>
@@ -3929,11 +4001,9 @@
       <w:r>
         <w:t xml:space="preserve">Zatim nakon </w:t>
       </w:r>
-      <w:proofErr w:type="spellStart"/>
-      <w:r>
-        <w:t>infromacija</w:t>
-      </w:r>
-      <w:proofErr w:type="spellEnd"/>
+      <w:r>
+        <w:t>informacija</w:t>
+      </w:r>
       <w:r>
         <w:t xml:space="preserve"> o korisniku imamo prikaz proizvoda koje je korisnik dodao. Imamo sliku recepta i naziv recepta. Pored svakog recepta imamo dugme „Obriši recept“. Klikom na to dugme, korisnik će moći obrisati željeni recept.</w:t>
       </w:r>
@@ -3972,11 +4042,9 @@
       <w:r>
         <w:t xml:space="preserve"> Klikom na dugme „Pregled recepta“ korisnik će moći vidjeti detalje o receptu koji je dodao, kao i urediti informacije o </w:t>
       </w:r>
-      <w:proofErr w:type="spellStart"/>
-      <w:r>
-        <w:t>dodatom</w:t>
-      </w:r>
-      <w:proofErr w:type="spellEnd"/>
+      <w:r>
+        <w:t>dodatnom</w:t>
+      </w:r>
       <w:r>
         <w:t xml:space="preserve"> receptu.</w:t>
       </w:r>
@@ -4228,7 +4296,13 @@
       </w:r>
       <w:proofErr w:type="spellEnd"/>
       <w:r>
-        <w:t xml:space="preserve"> pretragu recepata. Administrator može unijeti naziv recepta ili ključne riječi vezane za recept. </w:t>
+        <w:t xml:space="preserve"> pretragu recepata</w:t>
+      </w:r>
+      <w:r>
+        <w:t xml:space="preserve"> po nazivu i opisu. </w:t>
+      </w:r>
+      <w:r>
+        <w:t xml:space="preserve">Administrator može unijeti naziv recepta ili ključne riječi vezane za recept. </w:t>
       </w:r>
       <w:r>
         <w:t xml:space="preserve">Tokom unosa ključnih slova u tabeli će već biti prikazani recepti koji sadrže u nazivu ta slova. </w:t>
@@ -4332,6 +4406,9 @@
         <w:t>ama</w:t>
       </w:r>
       <w:bookmarkEnd w:id="10"/>
+      <w:r>
+        <w:t xml:space="preserve"> i vrstama jela</w:t>
+      </w:r>
     </w:p>
     <w:p>
       <w:pPr>
@@ -4346,7 +4423,65 @@
       </w:r>
       <w:proofErr w:type="spellEnd"/>
       <w:r>
-        <w:t xml:space="preserve"> upravljanja kategorijama recepata unutar aplikacije. To uključuje pregled postojećih kategorija, brisanje kategorija i pretragu kategorija.</w:t>
+        <w:t xml:space="preserve"> upravljanja kategorijama recepata unutar aplikacije. To uključuje pregled postojećih kategorija,</w:t>
+      </w:r>
+      <w:r>
+        <w:t xml:space="preserve"> dodavanje kategorije,</w:t>
+      </w:r>
+      <w:r>
+        <w:t xml:space="preserve"> brisanje kategorija i pretragu kategorija.</w:t>
+      </w:r>
+    </w:p>
+    <w:p>
+      <w:pPr>
+        <w:jc w:val="both"/>
+      </w:pPr>
+      <w:r>
+        <w:t xml:space="preserve">Administrator ima </w:t>
+      </w:r>
+      <w:proofErr w:type="spellStart"/>
+      <w:r>
+        <w:t>mogućnost</w:t>
+      </w:r>
+      <w:proofErr w:type="spellEnd"/>
+      <w:r>
+        <w:t xml:space="preserve"> upravljanja </w:t>
+      </w:r>
+      <w:r>
+        <w:t xml:space="preserve">vrstama jela </w:t>
+      </w:r>
+      <w:r>
+        <w:t>recepata unutar aplikacije. To uključuje pregled postojećih</w:t>
+      </w:r>
+      <w:r>
+        <w:t xml:space="preserve"> vrsta jela</w:t>
+      </w:r>
+      <w:r>
+        <w:t>,</w:t>
+      </w:r>
+      <w:r>
+        <w:t xml:space="preserve"> dodavanje</w:t>
+      </w:r>
+      <w:r>
+        <w:t xml:space="preserve"> vrsta jela</w:t>
+      </w:r>
+      <w:r>
+        <w:t>,</w:t>
+      </w:r>
+      <w:r>
+        <w:t xml:space="preserve"> brisanje </w:t>
+      </w:r>
+      <w:r>
+        <w:t xml:space="preserve">vrsta jela </w:t>
+      </w:r>
+      <w:r>
+        <w:t>i pretragu</w:t>
+      </w:r>
+      <w:r>
+        <w:t xml:space="preserve"> vrsta jela</w:t>
+      </w:r>
+      <w:r>
+        <w:t>.</w:t>
       </w:r>
     </w:p>
     <w:p>
@@ -4360,7 +4495,13 @@
         <w:t xml:space="preserve">karticu </w:t>
       </w:r>
       <w:r>
-        <w:t xml:space="preserve">„Kategorije“ </w:t>
+        <w:t>„Kategorije</w:t>
+      </w:r>
+      <w:r>
+        <w:t xml:space="preserve"> i vrste jela</w:t>
+      </w:r>
+      <w:r>
+        <w:t xml:space="preserve">“ </w:t>
       </w:r>
       <w:proofErr w:type="spellStart"/>
       <w:r>
@@ -4385,15 +4526,27 @@
         <w:t>administrator</w:t>
       </w:r>
       <w:r>
-        <w:t xml:space="preserve"> nalazi u sekciji za upravljanje kategorijama.</w:t>
-      </w:r>
-    </w:p>
-    <w:p>
-      <w:pPr>
-        <w:jc w:val="both"/>
-      </w:pPr>
-      <w:r>
-        <w:t>Stranica prikazuje listu svih kategorija koje su dodane u aplikaciju. Svaka kategorija prikazana je kao red u tabeli. Imamo informacije o kategorijama koje uključuju</w:t>
+        <w:t xml:space="preserve"> nalazi u sekciji za upravljanje kategorijama</w:t>
+      </w:r>
+      <w:r>
+        <w:t xml:space="preserve"> i vrstama jela</w:t>
+      </w:r>
+      <w:r>
+        <w:t>.</w:t>
+      </w:r>
+    </w:p>
+    <w:p>
+      <w:pPr>
+        <w:jc w:val="both"/>
+      </w:pPr>
+      <w:r>
+        <w:t>Stranica prikazuje listu svih kategorija</w:t>
+      </w:r>
+      <w:r>
+        <w:t xml:space="preserve"> i vrsta jela</w:t>
+      </w:r>
+      <w:r>
+        <w:t xml:space="preserve"> koje su dodane u aplikaciju. Svaka kategorija prikazana je kao red u tabeli. Imamo informacije o kategorijama koje uključuju</w:t>
       </w:r>
       <w:r>
         <w:t xml:space="preserve">  naziv kategorije i broj recepata unutar te kategorije. </w:t>
@@ -4446,7 +4599,13 @@
       </w:r>
       <w:proofErr w:type="spellEnd"/>
       <w:r>
-        <w:t xml:space="preserve"> pretragu kategorija. </w:t>
+        <w:t xml:space="preserve"> pretragu kategorija</w:t>
+      </w:r>
+      <w:r>
+        <w:t xml:space="preserve"> po nazivu</w:t>
+      </w:r>
+      <w:r>
+        <w:t xml:space="preserve">. </w:t>
       </w:r>
       <w:r>
         <w:t>Administrator</w:t>
@@ -4468,6 +4627,9 @@
       </w:r>
       <w:r>
         <w:t>Tokom unosa slova u tabeli već dobijamo željene kategorije.</w:t>
+      </w:r>
+      <w:r>
+        <w:t xml:space="preserve"> </w:t>
       </w:r>
     </w:p>
     <w:p>
@@ -4654,11 +4816,9 @@
       <w:r>
         <w:t xml:space="preserve">, ulogu korisničkog računa (korisnik, </w:t>
       </w:r>
-      <w:proofErr w:type="spellStart"/>
-      <w:r>
-        <w:t>premium</w:t>
-      </w:r>
-      <w:proofErr w:type="spellEnd"/>
+      <w:r>
+        <w:t>Premium</w:t>
+      </w:r>
       <w:r>
         <w:t xml:space="preserve"> korisnik).</w:t>
       </w:r>
@@ -4676,7 +4836,21 @@
       </w:r>
       <w:proofErr w:type="spellEnd"/>
       <w:r>
-        <w:t xml:space="preserve"> uređivanja informacija o korisniku, kao što su ime i prezime, email adresa, uloga</w:t>
+        <w:t xml:space="preserve"> uređivanja informacija o korisniku, kao što su ime i prezime</w:t>
+      </w:r>
+      <w:r>
+        <w:t xml:space="preserve">, </w:t>
+      </w:r>
+      <w:proofErr w:type="spellStart"/>
+      <w:r>
+        <w:t>reset</w:t>
+      </w:r>
+      <w:proofErr w:type="spellEnd"/>
+      <w:r>
+        <w:t xml:space="preserve"> lozinke</w:t>
+      </w:r>
+      <w:r>
+        <w:t>, email adresa, uloga</w:t>
       </w:r>
       <w:r>
         <w:t>, telefon, korisničko ime</w:t>
@@ -4988,19 +5162,20 @@
         <w:lastRenderedPageBreak/>
         <w:t xml:space="preserve">Upravljanje </w:t>
       </w:r>
-      <w:proofErr w:type="spellStart"/>
-      <w:r>
-        <w:t>obavjestima</w:t>
-      </w:r>
       <w:bookmarkEnd w:id="13"/>
-      <w:proofErr w:type="spellEnd"/>
-    </w:p>
-    <w:p>
-      <w:pPr>
-        <w:jc w:val="both"/>
-      </w:pPr>
-      <w:r>
-        <w:t xml:space="preserve">Administrator ima </w:t>
+      <w:r>
+        <w:t>notifikacijama</w:t>
+      </w:r>
+    </w:p>
+    <w:p>
+      <w:pPr>
+        <w:jc w:val="both"/>
+      </w:pPr>
+      <w:r>
+        <w:t>Administrator ima</w:t>
+      </w:r>
+      <w:r>
+        <w:t xml:space="preserve"> </w:t>
       </w:r>
       <w:proofErr w:type="spellStart"/>
       <w:r>
@@ -5011,13 +5186,31 @@
         <w:t xml:space="preserve"> </w:t>
       </w:r>
       <w:r>
-        <w:t>upravljanja obavijestima koje se odnose na</w:t>
+        <w:t xml:space="preserve">upravljanja </w:t>
+      </w:r>
+      <w:r>
+        <w:t>notifikacijama</w:t>
+      </w:r>
+      <w:r>
+        <w:t xml:space="preserve"> </w:t>
+      </w:r>
+      <w:r>
+        <w:t>koje se odnose na</w:t>
       </w:r>
       <w:r>
         <w:t xml:space="preserve"> korisnike kada dodaju novi recept</w:t>
       </w:r>
       <w:r>
-        <w:t xml:space="preserve">. Ove obavijesti omogućuju administratoru da </w:t>
+        <w:t xml:space="preserve">. Ove </w:t>
+      </w:r>
+      <w:r>
+        <w:t>notifikacijama</w:t>
+      </w:r>
+      <w:r>
+        <w:t xml:space="preserve"> </w:t>
+      </w:r>
+      <w:r>
+        <w:t xml:space="preserve">omogućuju administratoru da </w:t>
       </w:r>
       <w:r>
         <w:t>pregledaju novi recept.</w:t>
@@ -5061,7 +5254,22 @@
         <w:t>k</w:t>
       </w:r>
       <w:r>
-        <w:t xml:space="preserve">az obavijesti za administratora. Informacije o obavijesti uključuju korisničko ime, opis. </w:t>
+        <w:t xml:space="preserve">az </w:t>
+      </w:r>
+      <w:r>
+        <w:t>notifikacij</w:t>
+      </w:r>
+      <w:r>
+        <w:t xml:space="preserve">e </w:t>
+      </w:r>
+      <w:r>
+        <w:t xml:space="preserve">za administratora. Informacije o </w:t>
+      </w:r>
+      <w:r>
+        <w:t xml:space="preserve">notifikaciji </w:t>
+      </w:r>
+      <w:r>
+        <w:t xml:space="preserve">uključuju korisničko ime, opis. </w:t>
       </w:r>
     </w:p>
     <w:p>
@@ -5125,7 +5333,13 @@
         <w:t>“Obriši“</w:t>
       </w:r>
       <w:r>
-        <w:t xml:space="preserve">, administrator briše obavijest iz sekcije obavijesti. </w:t>
+        <w:t>, administrator briše obavijest iz sekcije</w:t>
+      </w:r>
+      <w:r>
+        <w:t xml:space="preserve"> notifikacije</w:t>
+      </w:r>
+      <w:r>
+        <w:t xml:space="preserve">. </w:t>
       </w:r>
     </w:p>
     <w:p>
@@ -5397,7 +5611,13 @@
       </w:r>
       <w:proofErr w:type="spellStart"/>
       <w:r>
-        <w:t>komentraisanje</w:t>
+        <w:t>koment</w:t>
+      </w:r>
+      <w:r>
+        <w:t>ar</w:t>
+      </w:r>
+      <w:r>
+        <w:t>isanje</w:t>
       </w:r>
       <w:proofErr w:type="spellEnd"/>
       <w:r>
@@ -5420,19 +5640,15 @@
       <w:r>
         <w:t xml:space="preserve"> Komentari bi mogli pomoći drugim </w:t>
       </w:r>
-      <w:proofErr w:type="spellStart"/>
-      <w:r>
-        <w:t>kroisnicima</w:t>
-      </w:r>
-      <w:proofErr w:type="spellEnd"/>
+      <w:r>
+        <w:t>korisnicima</w:t>
+      </w:r>
       <w:r>
         <w:t xml:space="preserve"> da lakše odaberu recepte na osnovu povratnih </w:t>
       </w:r>
-      <w:proofErr w:type="spellStart"/>
-      <w:r>
-        <w:t>infromacija</w:t>
-      </w:r>
-      <w:proofErr w:type="spellEnd"/>
+      <w:r>
+        <w:t>informacija</w:t>
+      </w:r>
       <w:r>
         <w:t>.</w:t>
       </w:r>
@@ -5444,11 +5660,9 @@
       <w:r>
         <w:t xml:space="preserve">Ovaj </w:t>
       </w:r>
-      <w:proofErr w:type="spellStart"/>
-      <w:r>
-        <w:t>projekat</w:t>
-      </w:r>
-      <w:proofErr w:type="spellEnd"/>
+      <w:r>
+        <w:t>projekt</w:t>
+      </w:r>
       <w:r>
         <w:t xml:space="preserve"> predstavlja korak naprijed u digitalizaciji kulinarskog iskustva, pružajući korisnicima jednostavan i efikasan način za pronalaženje i upravljanje receptima, dok administratorima </w:t>
       </w:r>
@@ -6254,6 +6468,119 @@
     </w:lvl>
   </w:abstractNum>
   <w:abstractNum w:abstractNumId="6" w15:restartNumberingAfterBreak="0">
+    <w:nsid w:val="4F727CB6"/>
+    <w:multiLevelType w:val="hybridMultilevel"/>
+    <w:tmpl w:val="6430DA88"/>
+    <w:lvl w:ilvl="0" w:tplc="141A0001">
+      <w:start w:val="1"/>
+      <w:numFmt w:val="bullet"/>
+      <w:lvlText w:val=""/>
+      <w:lvlJc w:val="left"/>
+      <w:pPr>
+        <w:ind w:left="720" w:hanging="360"/>
+      </w:pPr>
+      <w:rPr>
+        <w:rFonts w:ascii="Symbol" w:hAnsi="Symbol" w:hint="default"/>
+      </w:rPr>
+    </w:lvl>
+    <w:lvl w:ilvl="1" w:tplc="141A0003" w:tentative="1">
+      <w:start w:val="1"/>
+      <w:numFmt w:val="bullet"/>
+      <w:lvlText w:val="o"/>
+      <w:lvlJc w:val="left"/>
+      <w:pPr>
+        <w:ind w:left="1440" w:hanging="360"/>
+      </w:pPr>
+      <w:rPr>
+        <w:rFonts w:ascii="Courier New" w:hAnsi="Courier New" w:cs="Courier New" w:hint="default"/>
+      </w:rPr>
+    </w:lvl>
+    <w:lvl w:ilvl="2" w:tplc="141A0005" w:tentative="1">
+      <w:start w:val="1"/>
+      <w:numFmt w:val="bullet"/>
+      <w:lvlText w:val=""/>
+      <w:lvlJc w:val="left"/>
+      <w:pPr>
+        <w:ind w:left="2160" w:hanging="360"/>
+      </w:pPr>
+      <w:rPr>
+        <w:rFonts w:ascii="Wingdings" w:hAnsi="Wingdings" w:hint="default"/>
+      </w:rPr>
+    </w:lvl>
+    <w:lvl w:ilvl="3" w:tplc="141A0001" w:tentative="1">
+      <w:start w:val="1"/>
+      <w:numFmt w:val="bullet"/>
+      <w:lvlText w:val=""/>
+      <w:lvlJc w:val="left"/>
+      <w:pPr>
+        <w:ind w:left="2880" w:hanging="360"/>
+      </w:pPr>
+      <w:rPr>
+        <w:rFonts w:ascii="Symbol" w:hAnsi="Symbol" w:hint="default"/>
+      </w:rPr>
+    </w:lvl>
+    <w:lvl w:ilvl="4" w:tplc="141A0003" w:tentative="1">
+      <w:start w:val="1"/>
+      <w:numFmt w:val="bullet"/>
+      <w:lvlText w:val="o"/>
+      <w:lvlJc w:val="left"/>
+      <w:pPr>
+        <w:ind w:left="3600" w:hanging="360"/>
+      </w:pPr>
+      <w:rPr>
+        <w:rFonts w:ascii="Courier New" w:hAnsi="Courier New" w:cs="Courier New" w:hint="default"/>
+      </w:rPr>
+    </w:lvl>
+    <w:lvl w:ilvl="5" w:tplc="141A0005" w:tentative="1">
+      <w:start w:val="1"/>
+      <w:numFmt w:val="bullet"/>
+      <w:lvlText w:val=""/>
+      <w:lvlJc w:val="left"/>
+      <w:pPr>
+        <w:ind w:left="4320" w:hanging="360"/>
+      </w:pPr>
+      <w:rPr>
+        <w:rFonts w:ascii="Wingdings" w:hAnsi="Wingdings" w:hint="default"/>
+      </w:rPr>
+    </w:lvl>
+    <w:lvl w:ilvl="6" w:tplc="141A0001" w:tentative="1">
+      <w:start w:val="1"/>
+      <w:numFmt w:val="bullet"/>
+      <w:lvlText w:val=""/>
+      <w:lvlJc w:val="left"/>
+      <w:pPr>
+        <w:ind w:left="5040" w:hanging="360"/>
+      </w:pPr>
+      <w:rPr>
+        <w:rFonts w:ascii="Symbol" w:hAnsi="Symbol" w:hint="default"/>
+      </w:rPr>
+    </w:lvl>
+    <w:lvl w:ilvl="7" w:tplc="141A0003" w:tentative="1">
+      <w:start w:val="1"/>
+      <w:numFmt w:val="bullet"/>
+      <w:lvlText w:val="o"/>
+      <w:lvlJc w:val="left"/>
+      <w:pPr>
+        <w:ind w:left="5760" w:hanging="360"/>
+      </w:pPr>
+      <w:rPr>
+        <w:rFonts w:ascii="Courier New" w:hAnsi="Courier New" w:cs="Courier New" w:hint="default"/>
+      </w:rPr>
+    </w:lvl>
+    <w:lvl w:ilvl="8" w:tplc="141A0005" w:tentative="1">
+      <w:start w:val="1"/>
+      <w:numFmt w:val="bullet"/>
+      <w:lvlText w:val=""/>
+      <w:lvlJc w:val="left"/>
+      <w:pPr>
+        <w:ind w:left="6480" w:hanging="360"/>
+      </w:pPr>
+      <w:rPr>
+        <w:rFonts w:ascii="Wingdings" w:hAnsi="Wingdings" w:hint="default"/>
+      </w:rPr>
+    </w:lvl>
+  </w:abstractNum>
+  <w:abstractNum w:abstractNumId="7" w15:restartNumberingAfterBreak="0">
     <w:nsid w:val="50214F77"/>
     <w:multiLevelType w:val="hybridMultilevel"/>
     <w:tmpl w:val="7E5AEAA8"/>
@@ -6366,7 +6693,7 @@
       </w:rPr>
     </w:lvl>
   </w:abstractNum>
-  <w:abstractNum w:abstractNumId="7" w15:restartNumberingAfterBreak="0">
+  <w:abstractNum w:abstractNumId="8" w15:restartNumberingAfterBreak="0">
     <w:nsid w:val="60CD5879"/>
     <w:multiLevelType w:val="hybridMultilevel"/>
     <w:tmpl w:val="E8B026D0"/>
@@ -6479,7 +6806,7 @@
       </w:rPr>
     </w:lvl>
   </w:abstractNum>
-  <w:abstractNum w:abstractNumId="8" w15:restartNumberingAfterBreak="0">
+  <w:abstractNum w:abstractNumId="9" w15:restartNumberingAfterBreak="0">
     <w:nsid w:val="79E33C84"/>
     <w:multiLevelType w:val="hybridMultilevel"/>
     <w:tmpl w:val="B70AB0B6"/>
@@ -6599,13 +6926,13 @@
     <w:abstractNumId w:val="4"/>
   </w:num>
   <w:num w:numId="3" w16cid:durableId="1144589981">
-    <w:abstractNumId w:val="7"/>
+    <w:abstractNumId w:val="8"/>
   </w:num>
   <w:num w:numId="4" w16cid:durableId="1999771927">
     <w:abstractNumId w:val="2"/>
   </w:num>
   <w:num w:numId="5" w16cid:durableId="1234703679">
-    <w:abstractNumId w:val="6"/>
+    <w:abstractNumId w:val="7"/>
   </w:num>
   <w:num w:numId="6" w16cid:durableId="984160047">
     <w:abstractNumId w:val="0"/>
@@ -6617,7 +6944,10 @@
     <w:abstractNumId w:val="5"/>
   </w:num>
   <w:num w:numId="9" w16cid:durableId="1449659462">
-    <w:abstractNumId w:val="8"/>
+    <w:abstractNumId w:val="9"/>
+  </w:num>
+  <w:num w:numId="10" w16cid:durableId="1031299447">
+    <w:abstractNumId w:val="6"/>
   </w:num>
 </w:numbering>
 </file>
@@ -7224,6 +7554,7 @@
   <w:style w:type="character" w:default="1" w:styleId="Zadanifontparagrafa">
     <w:name w:val="Default Paragraph Font"/>
     <w:uiPriority w:val="1"/>
+    <w:semiHidden/>
     <w:unhideWhenUsed/>
   </w:style>
   <w:style w:type="table" w:default="1" w:styleId="Normalnatabela">
